--- a/docs/index - Copia.docx
+++ b/docs/index - Copia.docx
@@ -293,7 +293,7 @@
         <w:t xml:space="preserve">et al.</w:t>
       </w:r>
       <w:r>
-        <w:t xml:space="preserve">, 2020; SOUZA, C. R.</w:t>
+        <w:t xml:space="preserve">, 2020; SOUZA</w:t>
       </w:r>
       <w:r>
         <w:t xml:space="preserve"> </w:t>
@@ -363,7 +363,7 @@
         <w:t xml:space="preserve">et al.</w:t>
       </w:r>
       <w:r>
-        <w:t xml:space="preserve">, 2023; FARIA; PIRES; CURI, 2021; OLIVEIRA, U.</w:t>
+        <w:t xml:space="preserve">, 2023; FARIA; PIRES; CURI, 2021; OLIVEIRA</w:t>
       </w:r>
       <w:r>
         <w:t xml:space="preserve"> </w:t>
@@ -419,7 +419,7 @@
         <w:t xml:space="preserve"> </w:t>
       </w:r>
       <w:r>
-        <w:t xml:space="preserve">(FISHER, 1996; OLIVEIRA, P. C. R.</w:t>
+        <w:t xml:space="preserve">(FISHER, 1996; OLIVEIRA</w:t>
       </w:r>
       <w:r>
         <w:t xml:space="preserve"> </w:t>
@@ -602,7 +602,7 @@
         <w:t xml:space="preserve">et al.</w:t>
       </w:r>
       <w:r>
-        <w:t xml:space="preserve">, 2020; SANTOS, J. S. D.</w:t>
+        <w:t xml:space="preserve">, 2020; SANTOS</w:t>
       </w:r>
       <w:r>
         <w:t xml:space="preserve"> </w:t>
@@ -628,7 +628,7 @@
         <w:t xml:space="preserve">et al.</w:t>
       </w:r>
       <w:r>
-        <w:t xml:space="preserve">, 2024; SOUZA, F. N.; DA SILVA; CAMPIOLO, 2023)</w:t>
+        <w:t xml:space="preserve">, 2024; SOUZA; SILVA; CAMPIOLO, 2023)</w:t>
       </w:r>
       <w:r>
         <w:t xml:space="preserve">.</w:t>
@@ -715,7 +715,7 @@
         <w:t xml:space="preserve">et al.</w:t>
       </w:r>
       <w:r>
-        <w:t xml:space="preserve">, 2026; SILVA, D. M. A. D.; TERESA, 2017)</w:t>
+        <w:t xml:space="preserve">, 2026; SILVA, D. M. A.; TERESA, R., 2017)</w:t>
       </w:r>
       <w:r>
         <w:t xml:space="preserve">. Dessa forma, a sazonalidade pode alterar simultaneamente as condições ambientais e a estrutura do habitat, influenciando a organização das comunidades aquáticas.</w:t>
@@ -789,7 +789,7 @@
         <w:t xml:space="preserve">et al.</w:t>
       </w:r>
       <w:r>
-        <w:t xml:space="preserve">, 2022; SANTOS, L. A.; MICHELAN, Thaisa Sala; DE FÁTIMA BOMFIM, 2026)</w:t>
+        <w:t xml:space="preserve">, 2022; SANTOS, L. A.; MICHELAN, Thaisa Sala; BOMFIM, F. D. F., 2026)</w:t>
       </w:r>
       <w:r>
         <w:t xml:space="preserve">.</w:t>
@@ -4490,13 +4490,13 @@
       </w:r>
     </w:p>
     <w:bookmarkEnd w:id="146"/>
-    <w:bookmarkStart w:id="148" w:name="ref-oliveira2025"/>
+    <w:bookmarkStart w:id="148" w:name="ref-oliveira2017"/>
     <w:p>
       <w:pPr>
         <w:pStyle w:val="Bibliography"/>
       </w:pPr>
       <w:r>
-        <w:t xml:space="preserve">OLIVEIRA, P. C. R.</w:t>
+        <w:t xml:space="preserve">OLIVEIRA</w:t>
       </w:r>
       <w:r>
         <w:t xml:space="preserve"> </w:t>
@@ -4509,7 +4509,7 @@
         <w:t xml:space="preserve">et al.</w:t>
       </w:r>
       <w:r>
-        <w:t xml:space="preserve"> Forest restoration improves habitat and water quality in tropical streams: A multiscale landscape assessment.</w:t>
+        <w:t xml:space="preserve"> Biodiversity conservation gaps in the Brazilian protected areas.</w:t>
       </w:r>
       <w:r>
         <w:t xml:space="preserve"> </w:t>
@@ -4519,17 +4519,17 @@
           <w:b/>
           <w:bCs/>
         </w:rPr>
-        <w:t xml:space="preserve">Science of The Total Environment</w:t>
-      </w:r>
-      <w:r>
-        <w:t xml:space="preserve">, Feb. 2025. v. 963, p. 178256. Disponível em: &lt;</w:t>
+        <w:t xml:space="preserve">Scientific Reports</w:t>
+      </w:r>
+      <w:r>
+        <w:t xml:space="preserve">, 22 Aug. 2017. v. 7, n. 1, p. 9141. Disponível em: &lt;</w:t>
       </w:r>
       <w:hyperlink r:id="rId147">
         <w:r>
           <w:rPr>
             <w:rStyle w:val="Hyperlink"/>
           </w:rPr>
-          <w:t xml:space="preserve">https://linkinghub.elsevier.com/retrieve/pii/S0048969724084146</w:t>
+          <w:t xml:space="preserve">https://www.nature.com/articles/s41598-017-08707-2</w:t>
         </w:r>
       </w:hyperlink>
       <w:r>
@@ -4537,13 +4537,13 @@
       </w:r>
     </w:p>
     <w:bookmarkEnd w:id="148"/>
-    <w:bookmarkStart w:id="150" w:name="ref-oliveira2017"/>
+    <w:bookmarkStart w:id="150" w:name="ref-oliveira2025"/>
     <w:p>
       <w:pPr>
         <w:pStyle w:val="Bibliography"/>
       </w:pPr>
       <w:r>
-        <w:t xml:space="preserve">OLIVEIRA, U.</w:t>
+        <w:t xml:space="preserve">______</w:t>
       </w:r>
       <w:r>
         <w:t xml:space="preserve"> </w:t>
@@ -4556,7 +4556,7 @@
         <w:t xml:space="preserve">et al.</w:t>
       </w:r>
       <w:r>
-        <w:t xml:space="preserve"> Biodiversity conservation gaps in the Brazilian protected areas.</w:t>
+        <w:t xml:space="preserve"> Forest restoration improves habitat and water quality in tropical streams: A multiscale landscape assessment.</w:t>
       </w:r>
       <w:r>
         <w:t xml:space="preserve"> </w:t>
@@ -4566,17 +4566,17 @@
           <w:b/>
           <w:bCs/>
         </w:rPr>
-        <w:t xml:space="preserve">Scientific Reports</w:t>
-      </w:r>
-      <w:r>
-        <w:t xml:space="preserve">, 22 Aug. 2017. v. 7, n. 1, p. 9141. Disponível em: &lt;</w:t>
+        <w:t xml:space="preserve">Science of The Total Environment</w:t>
+      </w:r>
+      <w:r>
+        <w:t xml:space="preserve">, Feb. 2025. v. 963, p. 178256. Disponível em: &lt;</w:t>
       </w:r>
       <w:hyperlink r:id="rId149">
         <w:r>
           <w:rPr>
             <w:rStyle w:val="Hyperlink"/>
           </w:rPr>
-          <w:t xml:space="preserve">https://www.nature.com/articles/s41598-017-08707-2</w:t>
+          <w:t xml:space="preserve">https://linkinghub.elsevier.com/retrieve/pii/S0048969724084146</w:t>
         </w:r>
       </w:hyperlink>
       <w:r>
@@ -4934,7 +4934,7 @@
         <w:pStyle w:val="Bibliography"/>
       </w:pPr>
       <w:r>
-        <w:t xml:space="preserve">SANTOS, J. S. D.</w:t>
+        <w:t xml:space="preserve">SANTOS</w:t>
       </w:r>
       <w:r>
         <w:t xml:space="preserve"> </w:t>
@@ -4981,7 +4981,7 @@
         <w:pStyle w:val="Bibliography"/>
       </w:pPr>
       <w:r>
-        <w:t xml:space="preserve">SANTOS, L. A.; MICHELAN, Thaisa Sala; DE FÁTIMA BOMFIM, F. Linking environmental uniqueness, local physicochemical variables, and human disturbance to zooplankton functional uniqueness in tropical ponds and streams.</w:t>
+        <w:t xml:space="preserve">SANTOS, L. A.; MICHELAN, Thaisa Sala; BOMFIM, F. D. F. Linking environmental uniqueness, local physicochemical variables, and human disturbance to zooplankton functional uniqueness in tropical ponds and streams.</w:t>
       </w:r>
       <w:r>
         <w:t xml:space="preserve"> </w:t>
@@ -5015,7 +5015,7 @@
         <w:pStyle w:val="Bibliography"/>
       </w:pPr>
       <w:r>
-        <w:t xml:space="preserve">SILVA, D. M. A. D.; TERESA, F. B. Response of fish communities to intense drought in brazilian savanna streams.</w:t>
+        <w:t xml:space="preserve">SILVA, D. M. A.; TERESA, R. Response of fish communities to intense drought in brazilian savanna streams.</w:t>
       </w:r>
       <w:r>
         <w:t xml:space="preserve"> </w:t>
@@ -5253,7 +5253,7 @@
         <w:pStyle w:val="Bibliography"/>
       </w:pPr>
       <w:r>
-        <w:t xml:space="preserve">SOUZA, C. R.</w:t>
+        <w:t xml:space="preserve">SOUZA</w:t>
       </w:r>
       <w:r>
         <w:t xml:space="preserve"> </w:t>
@@ -5300,7 +5300,7 @@
         <w:pStyle w:val="Bibliography"/>
       </w:pPr>
       <w:r>
-        <w:t xml:space="preserve">SOUZA, F. N.; DA SILVA, R. M. L.; CAMPIOLO, S. Spatial and environmental influence on the community of aquatic insects in atlantic forest streams.</w:t>
+        <w:t xml:space="preserve">______; SILVA; CAMPIOLO. Spatial and environmental influence on the community of aquatic insects in atlantic forest streams.</w:t>
       </w:r>
       <w:r>
         <w:t xml:space="preserve"> </w:t>

--- a/docs/index - Copia.docx
+++ b/docs/index - Copia.docx
@@ -615,7 +615,7 @@
         <w:t xml:space="preserve">et al.</w:t>
       </w:r>
       <w:r>
-        <w:t xml:space="preserve">, 2025; SILVA, R. S.</w:t>
+        <w:t xml:space="preserve">, 2025; SILVA</w:t>
       </w:r>
       <w:r>
         <w:t xml:space="preserve"> </w:t>
@@ -715,7 +715,7 @@
         <w:t xml:space="preserve">et al.</w:t>
       </w:r>
       <w:r>
-        <w:t xml:space="preserve">, 2026; SILVA, D. M. A.; TERESA, R., 2017)</w:t>
+        <w:t xml:space="preserve">, 2026; SILVA, D. M. A. Da; TERESA, 2017)</w:t>
       </w:r>
       <w:r>
         <w:t xml:space="preserve">. Dessa forma, a sazonalidade pode alterar simultaneamente as condições ambientais e a estrutura do habitat, influenciando a organização das comunidades aquáticas.</w:t>
@@ -5009,13 +5009,26 @@
       </w:r>
     </w:p>
     <w:bookmarkEnd w:id="169"/>
-    <w:bookmarkStart w:id="171" w:name="ref-silva2017"/>
+    <w:bookmarkStart w:id="171" w:name="ref-silva2024"/>
     <w:p>
       <w:pPr>
         <w:pStyle w:val="Bibliography"/>
       </w:pPr>
       <w:r>
-        <w:t xml:space="preserve">SILVA, D. M. A.; TERESA, R. Response of fish communities to intense drought in brazilian savanna streams.</w:t>
+        <w:t xml:space="preserve">SILVA</w:t>
+      </w:r>
+      <w:r>
+        <w:t xml:space="preserve"> </w:t>
+      </w:r>
+      <w:r>
+        <w:rPr>
+          <w:i/>
+          <w:iCs/>
+        </w:rPr>
+        <w:t xml:space="preserve">et al.</w:t>
+      </w:r>
+      <w:r>
+        <w:t xml:space="preserve"> Daily cycle and environmental factors influence fish assemblage structure in an amazonian conservation unit.</w:t>
       </w:r>
       <w:r>
         <w:t xml:space="preserve"> </w:t>
@@ -5025,59 +5038,12 @@
           <w:b/>
           <w:bCs/>
         </w:rPr>
-        <w:t xml:space="preserve">Ambiente e Agua - An Interdisciplinary Journal of Applied Science</w:t>
-      </w:r>
-      <w:r>
-        <w:t xml:space="preserve">, 28 Jun. 2017. v. 12, n. 4, p. 618. Disponível em: &lt;</w:t>
+        <w:t xml:space="preserve">Brazilian Journal of Biology</w:t>
+      </w:r>
+      <w:r>
+        <w:t xml:space="preserve">, 2024. v. 84, p. e279923. Disponível em: &lt;</w:t>
       </w:r>
       <w:hyperlink r:id="rId170">
-        <w:r>
-          <w:rPr>
-            <w:rStyle w:val="Hyperlink"/>
-          </w:rPr>
-          <w:t xml:space="preserve">http://www.scielo.br/scielo.php?script=sci_arttext&amp;pid=S1980-993X2017000400618&amp;lng=en&amp;nrm=iso&amp;tlng=en</w:t>
-        </w:r>
-      </w:hyperlink>
-      <w:r>
-        <w:t xml:space="preserve">&gt;.</w:t>
-      </w:r>
-    </w:p>
-    <w:bookmarkEnd w:id="171"/>
-    <w:bookmarkStart w:id="173" w:name="ref-silva2024"/>
-    <w:p>
-      <w:pPr>
-        <w:pStyle w:val="Bibliography"/>
-      </w:pPr>
-      <w:r>
-        <w:t xml:space="preserve">SILVA, R. S.</w:t>
-      </w:r>
-      <w:r>
-        <w:t xml:space="preserve"> </w:t>
-      </w:r>
-      <w:r>
-        <w:rPr>
-          <w:i/>
-          <w:iCs/>
-        </w:rPr>
-        <w:t xml:space="preserve">et al.</w:t>
-      </w:r>
-      <w:r>
-        <w:t xml:space="preserve"> Daily cycle and environmental factors influence fish assemblage structure in an amazonian conservation unit.</w:t>
-      </w:r>
-      <w:r>
-        <w:t xml:space="preserve"> </w:t>
-      </w:r>
-      <w:r>
-        <w:rPr>
-          <w:b/>
-          <w:bCs/>
-        </w:rPr>
-        <w:t xml:space="preserve">Brazilian Journal of Biology</w:t>
-      </w:r>
-      <w:r>
-        <w:t xml:space="preserve">, 2024. v. 84, p. e279923. Disponível em: &lt;</w:t>
-      </w:r>
-      <w:hyperlink r:id="rId172">
         <w:r>
           <w:rPr>
             <w:rStyle w:val="Hyperlink"/>
@@ -5087,6 +5053,43 @@
       </w:hyperlink>
       <w:r>
         <w:t xml:space="preserve">&gt;.</w:t>
+      </w:r>
+    </w:p>
+    <w:bookmarkEnd w:id="171"/>
+    <w:bookmarkStart w:id="173" w:name="ref-silva2017"/>
+    <w:p>
+      <w:pPr>
+        <w:pStyle w:val="Bibliography"/>
+      </w:pPr>
+      <w:r>
+        <w:t xml:space="preserve">SILVA, D. M. A. Da; TERESA, F. B.</w:t>
+      </w:r>
+      <w:r>
+        <w:t xml:space="preserve"> </w:t>
+      </w:r>
+      <w:hyperlink r:id="rId172">
+        <w:r>
+          <w:rPr>
+            <w:rStyle w:val="Hyperlink"/>
+          </w:rPr>
+          <w:t xml:space="preserve">Response of fish communities to intense drought in brazilian savanna streams</w:t>
+        </w:r>
+      </w:hyperlink>
+      <w:r>
+        <w:t xml:space="preserve">.</w:t>
+      </w:r>
+      <w:r>
+        <w:t xml:space="preserve"> </w:t>
+      </w:r>
+      <w:r>
+        <w:rPr>
+          <w:b/>
+          <w:bCs/>
+        </w:rPr>
+        <w:t xml:space="preserve">Ambiente e Agua - An Interdisciplinary Journal of Applied Science</w:t>
+      </w:r>
+      <w:r>
+        <w:t xml:space="preserve">, 2017. v. 12, n. 4, p. 618.</w:t>
       </w:r>
     </w:p>
     <w:bookmarkEnd w:id="173"/>
